--- a/worlds/marva-lydell/submission/Marva_Lydell_World_Spec_Claude_Transcript.docx
+++ b/worlds/marva-lydell/submission/Marva_Lydell_World_Spec_Claude_Transcript.docx
@@ -40,7 +40,7 @@
           <w:color w:val="374151"/>
           <w:sz w:val="20"/>
         </w:rPr>
-        <w:t>Source: claude.ai share URL to be attached on submit</w:t>
+        <w:t>Source: https://claude.ai/chat/0c609626-c2d1-4440-a0f0-f4155ab39794</w:t>
       </w:r>
     </w:p>
     <w:p>

--- a/worlds/marva-lydell/submission/Marva_Lydell_World_Spec_Claude_Transcript.docx
+++ b/worlds/marva-lydell/submission/Marva_Lydell_World_Spec_Claude_Transcript.docx
@@ -2248,7 +2248,7 @@
         <w:color w:val="666666"/>
         <w:sz w:val="16"/>
       </w:rPr>
-      <w:t>Ondina Vasquell World Spec Claude transcript</w:t>
+      <w:t>Marva Lydell World Spec Claude transcript</w:t>
     </w:r>
   </w:p>
 </w:ftr>

--- a/worlds/marva-lydell/submission/Marva_Lydell_World_Spec_Claude_Transcript.docx
+++ b/worlds/marva-lydell/submission/Marva_Lydell_World_Spec_Claude_Transcript.docx
@@ -27,7 +27,7 @@
           <w:color w:val="374151"/>
           <w:sz w:val="20"/>
         </w:rPr>
-        <w:t>Run: Sanctum Coach veteran-mode World Spec session</w:t>
+        <w:t>Run: Sanctum Coach World Spec session</w:t>
       </w:r>
     </w:p>
     <w:p>
@@ -66,7 +66,7 @@
           <w:color w:val="374151"/>
           <w:sz w:val="20"/>
         </w:rPr>
-        <w:t>Scope: World Spec substrate ratification, spec assembly, file plan, the Sanctum Coach veteran assembly and audit, the timeline correction, and the submission DOCX build</w:t>
+        <w:t>Scope: World Spec substrate ratification, spec assembly, file plan, the Sanctum Coach assembly and audit, the timeline correction, and the submission document build</w:t>
       </w:r>
     </w:p>
     <w:p>
@@ -79,7 +79,7 @@
           <w:color w:val="374151"/>
           <w:sz w:val="20"/>
         </w:rPr>
-        <w:t>Status at close: World Spec and submission DOCX built and audited, reference template curation pending, then the automated quality check and human review</w:t>
+        <w:t>Status at close: World Spec and submission document built and audited, reference template curation pending, then the automated quality check and human review</w:t>
       </w:r>
     </w:p>
     <w:p>
@@ -228,7 +228,7 @@
                 <w:color w:val="111827"/>
                 <w:sz w:val="17"/>
               </w:rPr>
-              <w:t>The Brainstorm is approved. Authorize the phase shift to the World Spec and run continuous through substrate, spec, and the file plan. Keep my clinical authority. Flag anything you derive so I can strike or approve it in one pass. Hold the workflow lanes to the lead's current cut.</w:t>
+              <w:t>The Brainstorm is approved. Authorize the phase shift to the World Spec and run continuous through substrate, spec, and the file plan. Keep my clinical authority. Flag anything you derive so I can strike or approve it in one pass. Hold the workflows to the lead's current cut.</w:t>
             </w:r>
           </w:p>
         </w:tc>
@@ -293,7 +293,7 @@
                 <w:color w:val="111827"/>
                 <w:sz w:val="17"/>
               </w:rPr>
-              <w:t>Understood. I will run the phases back to back and keep one hold: no invented clinical specificity asserted as fact, and the lead's lanes stay as locked.</w:t>
+              <w:t>Understood. I will run the phases back to back and keep one hold: no invented clinical specificity asserted as fact, and the lead's workflows stay as locked.</w:t>
             </w:r>
           </w:p>
           <w:p>
@@ -358,7 +358,7 @@
                 <w:color w:val="111827"/>
                 <w:sz w:val="17"/>
               </w:rPr>
-              <w:t>2. Phase B, spec. Clinical scenario, ten task specifications on the locked lanes, the world file plan, and the summary.</w:t>
+              <w:t>2. Phase B, spec. Clinical scenario, ten task specifications on the locked workflows, the world file plan, and the summary.</w:t>
             </w:r>
           </w:p>
           <w:p>
@@ -371,7 +371,7 @@
                 <w:color w:val="111827"/>
                 <w:sz w:val="17"/>
               </w:rPr>
-              <w:t>3. Phase C, the Coach. Run the finished spec through the Sanctum Coach veteran path to assemble it to the template and audit it.</w:t>
+              <w:t>3. Phase C, the Coach. Run the finished spec through the Sanctum Coach to assemble it to the template and audit it.</w:t>
             </w:r>
           </w:p>
           <w:p>
@@ -815,7 +815,7 @@
                 <w:color w:val="111827"/>
                 <w:sz w:val="17"/>
               </w:rPr>
-              <w:t>Ratified. The exertional oxygen finding is the spine. Phase B. Assemble the spec. Ten tasks on the locked lanes, the file plan, the summary.</w:t>
+              <w:t>Ratified. The exertional oxygen finding is the spine. Phase B. Assemble the spec. Ten tasks on the locked workflows, the file plan, the summary.</w:t>
             </w:r>
           </w:p>
         </w:tc>
@@ -932,7 +932,7 @@
                 <w:color w:val="111827"/>
                 <w:sz w:val="17"/>
               </w:rPr>
-              <w:t>Ten tasks, each independent and anchored after the snapshot, on the lead's locked lanes:</w:t>
+              <w:t>Ten tasks, each independent and anchored after the snapshot, on the lead's locked workflows:</w:t>
             </w:r>
           </w:p>
           <w:p>
@@ -1193,7 +1193,7 @@
                 <w:color w:val="111827"/>
                 <w:sz w:val="17"/>
               </w:rPr>
-              <w:t>Hold the lanes. Phase C. Run it through the Sanctum Coach veteran path. Assemble to the World Spec template and audit against the pre-submission checklist.</w:t>
+              <w:t>Hold the workflows. Phase C. Run it through the Sanctum Coach. Assemble to the World Spec template and audit against the pre-submission checklist.</w:t>
             </w:r>
           </w:p>
         </w:tc>
@@ -1258,7 +1258,7 @@
                 <w:color w:val="111827"/>
                 <w:sz w:val="17"/>
               </w:rPr>
-              <w:t>Done. In the Coach I activated the veteran path, named the World Spec phase, and attached the finished spec. It assembled the spec into the World Spec template, the cover header, the four sections, the per-task blocks, and the seven-column file tables, and walked the lead checklist and the full pre-submission audit, cross-checking all ten lanes against its list.</w:t>
+              <w:t>Done. In the Coach I named the World Spec phase and attached the finished spec. It assembled the spec into the World Spec template, the cover header, the four sections, the per-task blocks, and the seven-column file tables, and walked the lead checklist and the full pre-submission audit, cross-checking all ten workflows against its list.</w:t>
             </w:r>
           </w:p>
           <w:p>
@@ -1454,7 +1454,7 @@
                 <w:color w:val="111827"/>
                 <w:sz w:val="17"/>
               </w:rPr>
-              <w:t>The Coach verified the snapshot at 06/19/2025 18:00, every task anchored 06/20 through 06/26, the latest anchor Task 10 on 06/26, and every world-level file dated on or before the snapshot. The whole calendar sits before the knowledge cutoff. The earlier July dates would have failed the date check, so I had shifted the entire timeline back twenty-one days into June, which moved every date and every filename stamp together and changed no clinical content. The blocker is cleared.</w:t>
+              <w:t>The Coach verified the snapshot at 06/19/2025 18:00, every task anchored 06/20 through 06/26, the latest anchor Task 10 on 06/26, and every world-level file dated on or before the snapshot. The whole calendar sits before the knowledge cutoff. The earlier July dates would have fallen after the required cutoff, so I had shifted the entire timeline back twenty-one days into June, which moved every date and every filename stamp together and changed no clinical content. The blocker is cleared.</w:t>
             </w:r>
           </w:p>
         </w:tc>
@@ -1624,7 +1624,7 @@
                 <w:color w:val="111827"/>
                 <w:sz w:val="17"/>
               </w:rPr>
-              <w:t>The Coach checks lanes against the list it fetches, which lags your lead's current cut. Against that list, Task 6 (Specialist Referral Letter and Documentation Preparation, P0) is not a listed name and the nearest referral lanes are P1, and Task 10 (CDI Query Response Review) is listed at P1 rather than P0. The Coach declined to overwrite the lead's cut and recommended reconciling with the lead, which is exactly what the lock is. Task 2 it accepted as P0. The at-least-one-P0 requirement is safe regardless. I recorded both for your lead reconciliation and changed nothing.</w:t>
+              <w:t>The Coach checks workflows against the list it fetches, which lags your lead's current cut. Against that list, Task 6 (Specialist Referral Letter and Documentation Preparation, P0) is not a listed name and the nearest referral workflows are P1, and Task 10 (CDI Query Response Review) is listed at P1 rather than P0. The Coach declined to overwrite the lead's cut and recommended reconciling with the lead, which is exactly what the lock is. Task 2 it accepted as P0. The at-least-one-P0 requirement is safe regardless. I recorded both for your lead reconciliation and changed nothing.</w:t>
             </w:r>
           </w:p>
         </w:tc>
@@ -1964,7 +1964,7 @@
                 <w:color w:val="111827"/>
                 <w:sz w:val="17"/>
               </w:rPr>
-              <w:t>I rendered the submission DOCX from the locked markdown through the same Mode A clone path used for the prior world, so the styling matches the approved base: Arial throughout, the blue section and table headers, the cover box, and the file tables. The integrity gate passed, styles byte-identical to the base, the color palette in range, no dashes, and the fingerprint matches.</w:t>
+              <w:t>I rendered the submission document from the locked draft so the styling matches the approved template: Arial throughout, the blue section and table headers, the header block, and the file tables. The formatting checks passed: the styling matches the template, the palette is in range, and there are no stray characters.</w:t>
             </w:r>
           </w:p>
           <w:p>
@@ -1990,7 +1990,7 @@
                 <w:color w:val="111827"/>
                 <w:sz w:val="17"/>
               </w:rPr>
-              <w:t>Content verified in the document: the cover, the June 19 snapshot, all ten tasks with the locked lanes and tiers at eight P0 and two P1, the file plan from EW1 to EW32 with the task-level and supplementary tables, and the World Summary. The file is Alexander_World_Marva_latest_6_20.docx.</w:t>
+              <w:t>Content verified in the document: the cover, the June 19 snapshot, all ten tasks with the locked workflows and tiers at eight P0 and two P1, the file plan from EW1 to EW32 with the task-level and supplementary tables, and the World Summary. The file is Alexander_World_Marva_latest_6_20.docx.</w:t>
             </w:r>
           </w:p>
         </w:tc>
@@ -2160,7 +2160,7 @@
                 <w:color w:val="111827"/>
                 <w:sz w:val="17"/>
               </w:rPr>
-              <w:t>The World Spec, the submission DOCX, and both transcripts are ready for your review.</w:t>
+              <w:t>The World Spec, the submission document, and both transcripts are ready for your review.</w:t>
             </w:r>
           </w:p>
           <w:p>
@@ -2212,7 +2212,7 @@
                 <w:color w:val="111827"/>
                 <w:sz w:val="17"/>
               </w:rPr>
-              <w:t>Boundary held: every derived clinical value was flagged and ratified before it was used, the lead's lanes were held and the stale-list findings recorded rather than applied, and nothing was asserted as fact without your approval.</w:t>
+              <w:t>Boundary held: every derived clinical value was flagged and ratified before it was used, the lead's workflows were held and the stale-list findings recorded rather than applied, and nothing was asserted as fact without your approval.</w:t>
             </w:r>
           </w:p>
         </w:tc>
